--- a/app/report_templates/cpv_2_person.docx
+++ b/app/report_templates/cpv_2_person.docx
@@ -47,7 +47,7 @@
           <w:szCs w:val="28"/>
           <w:u w:val="double"/>
         </w:rPr>
-        <w:t>Type of Loan: [[LOAN_TYPE]]</w:t>
+        <w:t xml:space="preserve">Type of Loan: </w:t>
       </w:r>
     </w:p>
     <w:tbl>
@@ -1267,7 +1267,7 @@
         <w:rPr>
           <w:noProof/>
         </w:rPr>
-        <w:pict>
+        <w:pict w14:anchorId="4681E4D4">
           <v:rect id="_x0000_s1026" style="position:absolute;left:0;text-align:left;margin-left:98.25pt;margin-top:-6.15pt;width:318.75pt;height:30.75pt;z-index:251658240">
             <v:textbox>
               <w:txbxContent>
@@ -1375,36 +1375,43 @@
         <w:rPr>
           <w:lang w:val="en-GB"/>
         </w:rPr>
-        <w:t>[[RES_1]]</w:t>
+        <w:t xml:space="preserve">A residence verification was conducted for the applicant, </w:t>
       </w:r>
       <w:r>
         <w:rPr>
           <w:highlight w:val="yellow"/>
           <w:lang w:val="en-GB"/>
         </w:rPr>
+        <w:t>Mr. Vishal Dipakbhai Thakar</w:t>
       </w:r>
       <w:r>
         <w:rPr>
           <w:lang w:val="en-GB"/>
         </w:rPr>
+        <w:t xml:space="preserve">, at the following address Viz: </w:t>
       </w:r>
       <w:r>
         <w:rPr>
           <w:highlight w:val="yellow"/>
         </w:rPr>
+        <w:t>C - 1003 &amp; 1004, Royal Heights, Sardar Patel Ring Rd, Khodiyar, Ahmedabad-382501</w:t>
       </w:r>
-      <w:r/>
+      <w:r>
+        <w:t xml:space="preserve">, on </w:t>
+      </w:r>
       <w:r>
         <w:rPr>
           <w:highlight w:val="yellow"/>
           <w:lang w:val="en-GB"/>
         </w:rPr>
+        <w:t>02/05</w:t>
       </w:r>
       <w:r>
         <w:rPr>
           <w:highlight w:val="yellow"/>
           <w:lang w:val="en-GB"/>
         </w:rPr>
+        <w:t>/2026.</w:t>
       </w:r>
     </w:p>
     <w:p>
@@ -1432,36 +1439,43 @@
         <w:rPr>
           <w:lang w:val="en-GB"/>
         </w:rPr>
-        <w:t>[[RES_2]]</w:t>
+        <w:t>During the course of verification</w:t>
       </w:r>
       <w:r>
         <w:rPr>
           <w:lang w:val="en-GB"/>
         </w:rPr>
+        <w:t xml:space="preserve">, the premises were occupied. The verification was carried out through interaction with </w:t>
       </w:r>
       <w:r>
         <w:rPr>
           <w:highlight w:val="yellow"/>
           <w:lang w:val="en-GB"/>
         </w:rPr>
+        <w:t>Mrs Mittal Thakar (Wife of the applicant) she</w:t>
       </w:r>
       <w:r>
         <w:rPr>
           <w:lang w:val="en-GB"/>
         </w:rPr>
+        <w:t xml:space="preserve"> confirmed that they have been residing at the said address for the past </w:t>
       </w:r>
       <w:r>
         <w:rPr>
           <w:highlight w:val="yellow"/>
           <w:lang w:val="en-GB"/>
         </w:rPr>
+        <w:t>07</w:t>
       </w:r>
       <w:r>
         <w:rPr>
           <w:lang w:val="en-GB"/>
         </w:rPr>
+        <w:t xml:space="preserve"> years.</w:t>
       </w:r>
-      <w:r/>
+      <w:r>
+        <w:t xml:space="preserve"> Which appears consistent with the information provided.</w:t>
+      </w:r>
     </w:p>
     <w:p>
       <w:pPr>
@@ -1488,56 +1502,65 @@
         <w:rPr>
           <w:lang w:val="en-GB"/>
         </w:rPr>
-        <w:t>[[RES_3]]</w:t>
+        <w:t>The property is a</w:t>
       </w:r>
       <w:r>
         <w:rPr>
           <w:lang w:val="en-GB"/>
         </w:rPr>
+        <w:t xml:space="preserve"> </w:t>
       </w:r>
       <w:r>
         <w:rPr>
           <w:highlight w:val="yellow"/>
           <w:lang w:val="en-GB"/>
         </w:rPr>
+        <w:t>2</w:t>
       </w:r>
       <w:r>
         <w:rPr>
           <w:lang w:val="en-GB"/>
         </w:rPr>
+        <w:t xml:space="preserve"> BHK</w:t>
       </w:r>
       <w:r>
         <w:rPr>
           <w:lang w:val="en-GB"/>
         </w:rPr>
+        <w:t xml:space="preserve"> </w:t>
       </w:r>
       <w:r>
         <w:rPr>
           <w:highlight w:val="yellow"/>
           <w:lang w:val="en-GB"/>
         </w:rPr>
+        <w:t>Flat</w:t>
       </w:r>
       <w:r>
         <w:rPr>
           <w:highlight w:val="yellow"/>
           <w:lang w:val="en-GB"/>
         </w:rPr>
+        <w:t>/ Independent House</w:t>
       </w:r>
       <w:r>
         <w:rPr>
           <w:lang w:val="en-GB"/>
         </w:rPr>
+        <w:t xml:space="preserve"> and is classified as </w:t>
       </w:r>
       <w:r>
         <w:rPr>
           <w:highlight w:val="yellow"/>
           <w:lang w:val="en-GB"/>
         </w:rPr>
+        <w:t>owned</w:t>
       </w:r>
       <w:r>
         <w:rPr>
           <w:lang w:val="en-GB"/>
         </w:rPr>
+        <w:t>. The surrounding area is residential in nature, and the locality was observed to be developed with adequate infrastructure.</w:t>
       </w:r>
     </w:p>
     <w:p>
@@ -1565,7 +1588,7 @@
         <w:rPr>
           <w:lang w:val="en-GB"/>
         </w:rPr>
-        <w:t>[[RES_4]]</w:t>
+        <w:t>During the course of verification, residence proof indicators, were observed at the premises. Based on physical verification, interaction with occupants, and supporting indicators available at the site, the residential details furnished by the applicant are verified and consistent with the information provided.</w:t>
       </w:r>
     </w:p>
     <w:p>
@@ -1635,91 +1658,106 @@
         <w:rPr>
           <w:lang w:val="en-GB"/>
         </w:rPr>
-        <w:t>[[WORK_1]]</w:t>
+        <w:t>The</w:t>
       </w:r>
       <w:r>
         <w:rPr>
           <w:lang w:val="en-GB"/>
         </w:rPr>
+        <w:t xml:space="preserve"> applicant, </w:t>
       </w:r>
       <w:r>
         <w:rPr>
           <w:highlight w:val="yellow"/>
           <w:lang w:val="en-GB"/>
         </w:rPr>
+        <w:t>Mr Vishal Dipakbhai Thakar</w:t>
       </w:r>
       <w:r>
         <w:rPr>
           <w:lang w:val="en-GB"/>
         </w:rPr>
+        <w:t xml:space="preserve">, </w:t>
       </w:r>
       <w:r>
         <w:rPr>
           <w:highlight w:val="yellow"/>
           <w:lang w:val="en-GB"/>
         </w:rPr>
+        <w:t>is employed</w:t>
       </w:r>
       <w:r>
         <w:rPr>
           <w:highlight w:val="yellow"/>
           <w:lang w:val="en-GB"/>
         </w:rPr>
+        <w:t xml:space="preserve"> with</w:t>
       </w:r>
       <w:r>
         <w:rPr>
           <w:highlight w:val="yellow"/>
           <w:lang w:val="en-GB"/>
         </w:rPr>
+        <w:t xml:space="preserve">/ has a </w:t>
       </w:r>
       <w:r>
         <w:rPr>
           <w:highlight w:val="yellow"/>
           <w:lang w:val="en-GB"/>
         </w:rPr>
+        <w:t>business named</w:t>
       </w:r>
       <w:r>
         <w:rPr>
           <w:lang w:val="en-GB"/>
         </w:rPr>
+        <w:t xml:space="preserve"> </w:t>
       </w:r>
       <w:r>
         <w:rPr>
           <w:highlight w:val="yellow"/>
           <w:lang w:val="en-GB"/>
         </w:rPr>
+        <w:t>XYZ</w:t>
       </w:r>
       <w:r>
         <w:rPr>
           <w:lang w:val="en-GB"/>
         </w:rPr>
+        <w:t xml:space="preserve">, </w:t>
       </w:r>
       <w:r>
         <w:rPr>
           <w:lang w:val="en-GB"/>
         </w:rPr>
+        <w:t xml:space="preserve">located at, </w:t>
       </w:r>
       <w:r>
         <w:rPr>
           <w:highlight w:val="yellow"/>
           <w:lang w:val="en-GB"/>
         </w:rPr>
+        <w:t>12 - Fortune Empire, Borisana Rd, Ambika Nagar, Kalol, Ahmedabad-382721.</w:t>
       </w:r>
       <w:r>
         <w:rPr>
           <w:lang w:val="en-GB"/>
         </w:rPr>
+        <w:t xml:space="preserve"> A physical verification was conducted on </w:t>
       </w:r>
       <w:r>
         <w:rPr>
           <w:highlight w:val="yellow"/>
           <w:lang w:val="en-GB"/>
         </w:rPr>
+        <w:t>02/05</w:t>
       </w:r>
       <w:r>
         <w:rPr>
           <w:highlight w:val="yellow"/>
           <w:lang w:val="en-GB"/>
         </w:rPr>
+        <w:t>/2026.</w:t>
       </w:r>
     </w:p>
     <w:p>
@@ -1748,55 +1786,64 @@
         <w:rPr>
           <w:lang w:val="en-GB"/>
         </w:rPr>
-        <w:t>[[WORK_2]]</w:t>
+        <w:t xml:space="preserve">During the verification, the applicant’s </w:t>
       </w:r>
       <w:r>
         <w:rPr>
           <w:highlight w:val="yellow"/>
           <w:lang w:val="en-GB"/>
         </w:rPr>
+        <w:t>employment details/ business details</w:t>
       </w:r>
       <w:r>
         <w:rPr>
           <w:lang w:val="en-GB"/>
         </w:rPr>
+        <w:t xml:space="preserve"> was</w:t>
       </w:r>
       <w:r>
         <w:rPr>
           <w:lang w:val="en-GB"/>
         </w:rPr>
+        <w:t xml:space="preserve"> confirmed, the applicant is working as a </w:t>
       </w:r>
       <w:r>
         <w:rPr>
           <w:highlight w:val="yellow"/>
           <w:lang w:val="en-GB"/>
         </w:rPr>
+        <w:t>Proprietor</w:t>
       </w:r>
       <w:r>
         <w:rPr>
           <w:lang w:val="en-GB"/>
         </w:rPr>
+        <w:t xml:space="preserve">. The applicant has been associated with the organization </w:t>
       </w:r>
       <w:r>
         <w:rPr>
           <w:lang w:val="en-GB"/>
         </w:rPr>
+        <w:t>for</w:t>
       </w:r>
       <w:r>
         <w:rPr>
           <w:lang w:val="en-GB"/>
         </w:rPr>
+        <w:t xml:space="preserve"> </w:t>
       </w:r>
       <w:r>
         <w:rPr>
           <w:highlight w:val="yellow"/>
           <w:lang w:val="en-GB"/>
         </w:rPr>
+        <w:t>14 years</w:t>
       </w:r>
       <w:r>
         <w:rPr>
           <w:lang w:val="en-GB"/>
         </w:rPr>
+        <w:t xml:space="preserve">. </w:t>
       </w:r>
     </w:p>
     <w:p>
@@ -1824,7 +1871,7 @@
         <w:rPr>
           <w:lang w:val="en-GB"/>
         </w:rPr>
-        <w:t>[[WORK_3]]</w:t>
+        <w:t>Based on the verification conducted, the employment details of the applicant are genuine.</w:t>
       </w:r>
     </w:p>
     <w:p>
@@ -1907,36 +1954,41 @@
           <w:highlight w:val="yellow"/>
           <w:lang w:val="en-GB"/>
         </w:rPr>
-        <w:t>[[ITR_1]]</w:t>
+        <w:t xml:space="preserve">The applicant has submitted Income Tax Returns (ITRs) for the </w:t>
       </w:r>
       <w:r>
         <w:rPr>
           <w:highlight w:val="yellow"/>
           <w:lang w:val="en-GB"/>
         </w:rPr>
+        <w:t>Ass</w:t>
       </w:r>
       <w:r>
         <w:rPr>
           <w:highlight w:val="yellow"/>
           <w:lang w:val="en-GB"/>
         </w:rPr>
+        <w:t>essment</w:t>
       </w:r>
       <w:r>
         <w:rPr>
           <w:highlight w:val="yellow"/>
           <w:lang w:val="en-GB"/>
         </w:rPr>
+        <w:t xml:space="preserve"> years 2023–24, 2024–25 and 2025-26</w:t>
       </w:r>
       <w:r>
         <w:rPr>
           <w:highlight w:val="yellow"/>
           <w:lang w:val="en-GB"/>
         </w:rPr>
+        <w:t>,</w:t>
       </w:r>
       <w:r>
         <w:rPr>
           <w:lang w:val="en-GB"/>
         </w:rPr>
+        <w:t xml:space="preserve"> as proof of income. </w:t>
       </w:r>
     </w:p>
     <w:p>
@@ -1966,12 +2018,13 @@
           <w:highlight w:val="yellow"/>
           <w:lang w:val="en-GB"/>
         </w:rPr>
-        <w:t>[[ITR_2]]</w:t>
+        <w:t>The Form No: 16 A.Y.2025-2026, A.Y.2024-2025, A.Y.2023-2024,</w:t>
       </w:r>
       <w:r>
         <w:rPr>
           <w:lang w:val="en-GB"/>
         </w:rPr>
+        <w:t xml:space="preserve"> Was Provided for Our Verification from Traces Website.</w:t>
       </w:r>
     </w:p>
     <w:p>
@@ -2018,43 +2071,50 @@
         <w:rPr>
           <w:lang w:val="en-GB"/>
         </w:rPr>
-        <w:t>[[KYC_1]]</w:t>
+        <w:t xml:space="preserve">The applicant, </w:t>
       </w:r>
       <w:r>
         <w:rPr>
           <w:lang w:val="en-GB"/>
         </w:rPr>
+        <w:t xml:space="preserve">Mr. </w:t>
       </w:r>
       <w:r>
         <w:rPr>
           <w:highlight w:val="yellow"/>
           <w:lang w:val="en-GB"/>
         </w:rPr>
+        <w:t>Milan Rajeshkumar Rathod</w:t>
       </w:r>
       <w:r>
         <w:rPr>
           <w:lang w:val="en-GB"/>
         </w:rPr>
+        <w:t>,</w:t>
       </w:r>
       <w:r>
         <w:rPr>
           <w:lang w:val="en-GB"/>
         </w:rPr>
+        <w:t xml:space="preserve"> has submitted </w:t>
       </w:r>
       <w:r>
         <w:rPr>
           <w:lang w:val="en-GB"/>
         </w:rPr>
+        <w:t xml:space="preserve">the </w:t>
       </w:r>
       <w:r>
         <w:rPr>
           <w:lang w:val="en-GB"/>
         </w:rPr>
+        <w:t>KYC documents</w:t>
       </w:r>
       <w:r>
         <w:rPr>
           <w:lang w:val="en-GB"/>
         </w:rPr>
+        <w:t xml:space="preserve">. </w:t>
       </w:r>
     </w:p>
     <w:p>
@@ -2078,43 +2138,50 @@
         <w:rPr>
           <w:lang w:val="en-GB"/>
         </w:rPr>
-        <w:t>[[KYC_2]]</w:t>
+        <w:t xml:space="preserve">The co applicant, </w:t>
       </w:r>
       <w:r>
         <w:rPr>
           <w:lang w:val="en-GB"/>
         </w:rPr>
+        <w:t xml:space="preserve">Mr. </w:t>
       </w:r>
       <w:r>
         <w:rPr>
           <w:highlight w:val="yellow"/>
           <w:lang w:val="en-GB"/>
         </w:rPr>
+        <w:t>Milan Rajeshkumar Rathod</w:t>
       </w:r>
       <w:r>
         <w:rPr>
           <w:lang w:val="en-GB"/>
         </w:rPr>
+        <w:t>,</w:t>
       </w:r>
       <w:r>
         <w:rPr>
           <w:lang w:val="en-GB"/>
         </w:rPr>
+        <w:t xml:space="preserve"> has submitted </w:t>
       </w:r>
       <w:r>
         <w:rPr>
           <w:lang w:val="en-GB"/>
         </w:rPr>
+        <w:t xml:space="preserve">the </w:t>
       </w:r>
       <w:r>
         <w:rPr>
           <w:lang w:val="en-GB"/>
         </w:rPr>
+        <w:t>KYC documents</w:t>
       </w:r>
       <w:r>
         <w:rPr>
           <w:lang w:val="en-GB"/>
         </w:rPr>
+        <w:t xml:space="preserve">. </w:t>
       </w:r>
     </w:p>
     <w:p>
@@ -7845,7 +7912,7 @@
           <w:b/>
           <w:bCs/>
         </w:rPr>
-        <w:t>[[ITR_NAME_1]]</w:t>
+        <w:t>Mr</w:t>
       </w:r>
     </w:p>
     <w:tbl>
@@ -8396,7 +8463,7 @@
           <w:b/>
           <w:bCs/>
         </w:rPr>
-        <w:t>[[ITR_NAME_2]]</w:t>
+        <w:t>Mrs</w:t>
       </w:r>
     </w:p>
     <w:tbl>
@@ -9009,7 +9076,7 @@
           <w:bCs/>
           <w:u w:val="thick"/>
         </w:rPr>
-        <w:t>Name: [[BANK_NAME_1]]</w:t>
+        <w:t>Name:</w:t>
       </w:r>
       <w:r>
         <w:rPr>
@@ -9019,6 +9086,7 @@
           <w:sz w:val="28"/>
           <w:szCs w:val="28"/>
         </w:rPr>
+        <w:t xml:space="preserve"> </w:t>
       </w:r>
       <w:r>
         <w:rPr>
@@ -9026,6 +9094,7 @@
           <w:b/>
           <w:bCs/>
         </w:rPr>
+        <w:t>Mr</w:t>
       </w:r>
     </w:p>
     <w:tbl>
@@ -9333,7 +9402,7 @@
           <w:bCs/>
           <w:u w:val="thick"/>
         </w:rPr>
-        <w:t>Name: [[BANK_NAME_2]]</w:t>
+        <w:t>Name:</w:t>
       </w:r>
       <w:r>
         <w:rPr>
@@ -9343,6 +9412,7 @@
           <w:sz w:val="28"/>
           <w:szCs w:val="28"/>
         </w:rPr>
+        <w:t xml:space="preserve"> </w:t>
       </w:r>
       <w:r>
         <w:rPr>
@@ -9350,6 +9420,7 @@
           <w:b/>
           <w:bCs/>
         </w:rPr>
+        <w:t>Mrs</w:t>
       </w:r>
     </w:p>
     <w:tbl>
@@ -9754,7 +9825,7 @@
         <w:rPr>
           <w:noProof/>
         </w:rPr>
-        <w:pict>
+        <w:pict w14:anchorId="00347C26">
           <v:roundrect id="_x0000_s1027" style="position:absolute;left:0;text-align:left;margin-left:69.85pt;margin-top:-27.45pt;width:372.15pt;height:37.4pt;z-index:251659264" arcsize="10923f">
             <v:textbox style="mso-next-textbox:#_x0000_s1027">
               <w:txbxContent>
@@ -10103,7 +10174,7 @@
         <w:rPr>
           <w:noProof/>
         </w:rPr>
-        <w:pict>
+        <w:pict w14:anchorId="788B7D31">
           <v:roundrect id="_x0000_s1028" style="position:absolute;left:0;text-align:left;margin-left:84.45pt;margin-top:-27.3pt;width:345.05pt;height:33.65pt;z-index:251661312" arcsize="10923f">
             <v:textbox>
               <w:txbxContent>
@@ -10414,7 +10485,7 @@
         <w:rPr>
           <w:noProof/>
         </w:rPr>
-        <w:pict>
+        <w:pict w14:anchorId="1A4EB445">
           <v:roundrect id="_x0000_s1029" style="position:absolute;left:0;text-align:left;margin-left:85.2pt;margin-top:-28.3pt;width:325.4pt;height:30.85pt;z-index:251662336" arcsize="10923f">
             <v:textbox>
               <w:txbxContent>
@@ -10963,12 +11034,36 @@
               <w:rPr>
                 <w:noProof/>
               </w:rPr>
-              <w:t xml:space="preserve">                                              [[SIGNATURE]]</w:t>
+              <w:t xml:space="preserve">                                              </w:t>
             </w:r>
             <w:r>
               <w:rPr>
                 <w:noProof/>
               </w:rPr>
+              <w:pict w14:anchorId="5866797B">
+                <v:shapetype id="_x0000_t75" coordsize="21600,21600" o:spt="75" o:preferrelative="t" path="m@4@5l@4@11@9@11@9@5xe" filled="f" stroked="f">
+                  <v:stroke joinstyle="miter"/>
+                  <v:formulas>
+                    <v:f eqn="if lineDrawn pixelLineWidth 0"/>
+                    <v:f eqn="sum @0 1 0"/>
+                    <v:f eqn="sum 0 0 @1"/>
+                    <v:f eqn="prod @2 1 2"/>
+                    <v:f eqn="prod @3 21600 pixelWidth"/>
+                    <v:f eqn="prod @3 21600 pixelHeight"/>
+                    <v:f eqn="sum @0 0 1"/>
+                    <v:f eqn="prod @6 1 2"/>
+                    <v:f eqn="prod @7 21600 pixelWidth"/>
+                    <v:f eqn="sum @8 21600 0"/>
+                    <v:f eqn="prod @7 21600 pixelHeight"/>
+                    <v:f eqn="sum @10 21600 0"/>
+                  </v:formulas>
+                  <v:path o:extrusionok="f" gradientshapeok="t" o:connecttype="rect"/>
+                  <o:lock v:ext="edit" aspectratio="t"/>
+                </v:shapetype>
+                <v:shape id="Picture 1" o:spid="_x0000_i1027" type="#_x0000_t75" style="width:159pt;height:44.4pt;visibility:visible">
+                  <v:imagedata r:id="rId8" o:title=""/>
+                </v:shape>
+              </w:pict>
             </w:r>
           </w:p>
           <w:p>
@@ -11097,7 +11192,7 @@
                 <w:sz w:val="21"/>
                 <w:szCs w:val="21"/>
               </w:rPr>
-              <w:t xml:space="preserve">                                                              UDIN: [[UDIN]]</w:t>
+              <w:t xml:space="preserve">                                  </w:t>
             </w:r>
             <w:r>
               <w:rPr>
@@ -11106,6 +11201,7 @@
                 <w:sz w:val="21"/>
                 <w:szCs w:val="21"/>
               </w:rPr>
+              <w:t xml:space="preserve">                      </w:t>
             </w:r>
             <w:r>
               <w:rPr>
@@ -11114,6 +11210,7 @@
                 <w:sz w:val="21"/>
                 <w:szCs w:val="21"/>
               </w:rPr>
+              <w:t xml:space="preserve">   </w:t>
             </w:r>
             <w:r>
               <w:rPr>
@@ -11122,6 +11219,7 @@
                 <w:sz w:val="21"/>
                 <w:szCs w:val="21"/>
               </w:rPr>
+              <w:t xml:space="preserve">   </w:t>
             </w:r>
             <w:r>
               <w:rPr>
@@ -11130,6 +11228,7 @@
                 <w:sz w:val="21"/>
                 <w:szCs w:val="21"/>
               </w:rPr>
+              <w:t>UDIN:</w:t>
             </w:r>
           </w:p>
           <w:p>
@@ -11197,7 +11296,7 @@
                 <w:sz w:val="21"/>
                 <w:szCs w:val="21"/>
               </w:rPr>
-              <w:t>Place: [[CERT_PLACE]]</w:t>
+              <w:t>Place: Ahmedabad</w:t>
             </w:r>
           </w:p>
           <w:p>
@@ -11217,7 +11316,7 @@
                 <w:sz w:val="21"/>
                 <w:szCs w:val="21"/>
               </w:rPr>
-              <w:t>Date: [[CERT_DATE]]</w:t>
+              <w:t>Date:</w:t>
             </w:r>
             <w:r>
               <w:rPr>
@@ -11227,6 +11326,7 @@
                 <w:sz w:val="21"/>
                 <w:szCs w:val="21"/>
               </w:rPr>
+              <w:t xml:space="preserve"> </w:t>
             </w:r>
             <w:r>
               <w:rPr>
@@ -11236,6 +11336,7 @@
                 <w:sz w:val="21"/>
                 <w:szCs w:val="21"/>
               </w:rPr>
+              <w:t>00</w:t>
             </w:r>
             <w:r>
               <w:rPr>
@@ -11245,6 +11346,7 @@
                 <w:sz w:val="21"/>
                 <w:szCs w:val="21"/>
               </w:rPr>
+              <w:t>/</w:t>
             </w:r>
             <w:r>
               <w:rPr>
@@ -11254,6 +11356,7 @@
                 <w:sz w:val="21"/>
                 <w:szCs w:val="21"/>
               </w:rPr>
+              <w:t>0</w:t>
             </w:r>
             <w:r>
               <w:rPr>
@@ -11263,6 +11366,7 @@
                 <w:sz w:val="21"/>
                 <w:szCs w:val="21"/>
               </w:rPr>
+              <w:t>0</w:t>
             </w:r>
             <w:r>
               <w:rPr>
@@ -11272,6 +11376,7 @@
                 <w:sz w:val="21"/>
                 <w:szCs w:val="21"/>
               </w:rPr>
+              <w:t>/202</w:t>
             </w:r>
             <w:r>
               <w:rPr>
@@ -11281,6 +11386,7 @@
                 <w:sz w:val="21"/>
                 <w:szCs w:val="21"/>
               </w:rPr>
+              <w:t>6</w:t>
             </w:r>
           </w:p>
           <w:p>
@@ -11504,7 +11610,7 @@
                 <w:sz w:val="21"/>
                 <w:szCs w:val="21"/>
               </w:rPr>
-              <w:t xml:space="preserve">Date: </w:t>
+              <w:t>Date:</w:t>
             </w:r>
             <w:r>
               <w:rPr>
@@ -11514,6 +11620,7 @@
                 <w:sz w:val="21"/>
                 <w:szCs w:val="21"/>
               </w:rPr>
+              <w:t xml:space="preserve"> </w:t>
             </w:r>
             <w:r>
               <w:rPr>
@@ -11523,6 +11630,7 @@
                 <w:sz w:val="21"/>
                 <w:szCs w:val="21"/>
               </w:rPr>
+              <w:t>00</w:t>
             </w:r>
             <w:r>
               <w:rPr>
@@ -11532,6 +11640,7 @@
                 <w:sz w:val="21"/>
                 <w:szCs w:val="21"/>
               </w:rPr>
+              <w:t>/0</w:t>
             </w:r>
             <w:r>
               <w:rPr>
@@ -11541,6 +11650,7 @@
                 <w:sz w:val="21"/>
                 <w:szCs w:val="21"/>
               </w:rPr>
+              <w:t>0</w:t>
             </w:r>
             <w:r>
               <w:rPr>
@@ -11550,6 +11660,7 @@
                 <w:sz w:val="21"/>
                 <w:szCs w:val="21"/>
               </w:rPr>
+              <w:t>/202</w:t>
             </w:r>
             <w:r>
               <w:rPr>
@@ -11559,6 +11670,7 @@
                 <w:sz w:val="21"/>
                 <w:szCs w:val="21"/>
               </w:rPr>
+              <w:t>6</w:t>
             </w:r>
           </w:p>
           <w:p>
@@ -11726,7 +11838,7 @@
         <w:noProof/>
         <w:kern w:val="0"/>
       </w:rPr>
-      <w:pict>
+      <w:pict w14:anchorId="3E53D49A">
         <v:shapetype id="_x0000_t75" coordsize="21600,21600" o:spt="75" o:preferrelative="t" path="m@4@5l@4@11@9@11@9@5xe" filled="f" stroked="f">
           <v:stroke joinstyle="miter"/>
           <v:formulas>
@@ -12664,25 +12776,25 @@
       </w:rPr>
     </w:lvl>
   </w:abstractNum>
-  <w:num w:numId="1" w16cid:durableId="2043170846">
+  <w:num w:numId="1" w16cid:durableId="1759324197">
     <w:abstractNumId w:val="4"/>
   </w:num>
-  <w:num w:numId="2" w16cid:durableId="1422946692">
+  <w:num w:numId="2" w16cid:durableId="1579704170">
     <w:abstractNumId w:val="5"/>
   </w:num>
-  <w:num w:numId="3" w16cid:durableId="546334459">
+  <w:num w:numId="3" w16cid:durableId="547228503">
     <w:abstractNumId w:val="0"/>
   </w:num>
-  <w:num w:numId="4" w16cid:durableId="1952317968">
+  <w:num w:numId="4" w16cid:durableId="1112674170">
     <w:abstractNumId w:val="1"/>
   </w:num>
-  <w:num w:numId="5" w16cid:durableId="1125733645">
+  <w:num w:numId="5" w16cid:durableId="16782076">
     <w:abstractNumId w:val="2"/>
   </w:num>
-  <w:num w:numId="6" w16cid:durableId="257178380">
+  <w:num w:numId="6" w16cid:durableId="324364353">
     <w:abstractNumId w:val="3"/>
   </w:num>
-  <w:num w:numId="7" w16cid:durableId="1952584091">
+  <w:num w:numId="7" w16cid:durableId="1616062922">
     <w:abstractNumId w:val="1"/>
     <w:lvlOverride w:ilvl="0"/>
     <w:lvlOverride w:ilvl="1"/>
@@ -12694,7 +12806,7 @@
     <w:lvlOverride w:ilvl="7"/>
     <w:lvlOverride w:ilvl="8"/>
   </w:num>
-  <w:num w:numId="8" w16cid:durableId="588656311">
+  <w:num w:numId="8" w16cid:durableId="2010477616">
     <w:abstractNumId w:val="2"/>
     <w:lvlOverride w:ilvl="0"/>
     <w:lvlOverride w:ilvl="1"/>
